--- a/docs/docx/efrsb_ocenka.docx
+++ b/docs/docx/efrsb_ocenka.docx
@@ -4,7 +4,7 @@
   <w:body>
     <w:p>
       <w:r>
-        <w:t>Форма сообщения для ЕФРСБ (Федресурс){{И_КОММЕРСАНТ}}</w:t>
+        <w:t>Форма сообщения для ЕФРСБ (Федресурс) и, если требуется, газеты «Коммерсантъ»</w:t>
       </w:r>
     </w:p>
     <w:p/>
@@ -23,7 +23,7 @@
     <w:p/>
     <w:p>
       <w:r>
-        <w:t>{{ВИД_УПРАВЛЯЮЩЕГО}} {{ФИО_УПРАВЛЯЮЩЕГО}}, {{ВИД_УПРАВЛЯЮЩЕГО}} {{ДОЛЖНИК_НАИМЕНОВАНИЕ}}, член {{СРО}}, ИНН {{ИНН_УПРАВЛЯЮЩЕГО}}, рег. номер в сводном реестре {{РЕГ_НОМЕР_АУ}}, адрес для корреспонденции: {{АДРЕС_АУ}}, тел. {{ТЕЛ_АУ}}, e-mail {{EMAIL_АУ}} сообщает:</w:t>
+        <w:t>{{ВИД_УПРАВЛЯЮЩЕГО}} {{ФИО_УПРАВЛЯЮЩЕГО}}, {{ВИД_УПРАВЛЯЮЩЕГО}} {{ДОЛЖНИК_НАИМЕНОВАНИЕ}}, член СРО: {{СРО}}, ИНН {{ИНН_УПРАВЛЯЮЩЕГО}}, рег. номер в сводном реестре {{РЕГ_НОМЕР_АУ}}, адрес для корреспонденции: {{АДРЕС_АУ}}, тел. {{ТЕЛ_АУ}}, e-mail {{EMAIL_АУ}} сообщает:</w:t>
       </w:r>
     </w:p>
     <w:p/>
@@ -40,7 +40,7 @@
     <w:p/>
     <w:p>
       <w:r>
-        <w:t>Получен отчёт об оценке № {{НОМЕР_ОТЧЁТА}} от {{ДАТА_ОТЧЁТА}}, оценщик {{ОЦЕНЩИК}}, член {{СРО_ОЦЕНЩИКА}}.</w:t>
+        <w:t>Получен отчёт об оценке № {{НОМЕР_ОТЧЁТА}} от {{ДАТА_ОТЧЁТА}}, оценщик {{ОЦЕНЩИК}}, член СРО оценщиков: {{СРО_ОЦЕНЩИКА}}.</w:t>
       </w:r>
     </w:p>
     <w:p>

--- a/docs/docx/efrsb_ocenka.docx
+++ b/docs/docx/efrsb_ocenka.docx
@@ -29,7 +29,22 @@
     <w:p/>
     <w:p>
       <w:r>
-        <w:t>Должник: {{ДОЛЖНИК_НАИМЕНОВАНИЕ}} (ИНН {{ДОЛЖНИК_ИНН}}, ОГРН/СНИЛС {{ДОЛЖНИК_ОГРН_СНИЛС}}, адрес: {{ДОЛЖНИК_АДРЕС}}).</w:t>
+        <w:t>Должник: {{ДОЛЖНИК_НАИМЕНОВАНИЕ}} (ИНН {{ДОЛЖНИК_ИНН}}, ОГРН/ОГРНИП {{ДОЛЖНИК_ОГРН}}, адрес: {{ДОЛЖНИК_АДРЕС}}).</w:t>
+      </w:r>
+    </w:p>
+    <w:p>
+      <w:r>
+        <w:t>{{#if debtor_is_person}}</w:t>
+      </w:r>
+    </w:p>
+    <w:p>
+      <w:r>
+        <w:t>Должник-гражданин: дата рождения {{ДОЛЖНИК_ДАТА_РОЖДЕНИЯ}}, место рождения {{ДОЛЖНИК_МЕСТО_РОЖДЕНИЯ}}, СНИЛС {{ДОЛЖНИК_СНИЛС}}.</w:t>
+      </w:r>
+    </w:p>
+    <w:p>
+      <w:r>
+        <w:t>{{/if}}</w:t>
       </w:r>
     </w:p>
     <w:p>
@@ -56,7 +71,7 @@
     <w:p/>
     <w:p>
       <w:r>
-        <w:t>Основание публикации: ст. 130 127-ФЗ.</w:t>
+        <w:t>Основание публикации: абз. 4 п. 1 ст. 130 127-ФЗ.</w:t>
       </w:r>
     </w:p>
     <w:sectPr>

--- a/docs/docx/efrsb_ocenka.docx
+++ b/docs/docx/efrsb_ocenka.docx
@@ -29,7 +29,7 @@
     <w:p/>
     <w:p>
       <w:r>
-        <w:t>Должник: {{ДОЛЖНИК_НАИМЕНОВАНИЕ}} (ИНН {{ДОЛЖНИК_ИНН}}, ОГРН/ОГРНИП {{ДОЛЖНИК_ОГРН}}, адрес: {{ДОЛЖНИК_АДРЕС}}).</w:t>
+        <w:t>Должник: {{ДОЛЖНИК_НАИМЕНОВАНИЕ}} (ИНН {{ДОЛЖНИК_ИНН}}{{#if ДОЛЖНИК_ОГРН}}, ОГРН/ОГРНИП {{ДОЛЖНИК_ОГРН}}{{/if}}, адрес: {{ДОЛЖНИК_АДРЕС}}).</w:t>
       </w:r>
     </w:p>
     <w:p>
@@ -39,7 +39,7 @@
     </w:p>
     <w:p>
       <w:r>
-        <w:t>Должник-гражданин: дата рождения {{ДОЛЖНИК_ДАТА_РОЖДЕНИЯ}}, место рождения {{ДОЛЖНИК_МЕСТО_РОЖДЕНИЯ}}, СНИЛС {{ДОЛЖНИК_СНИЛС}}.</w:t>
+        <w:t>Должник-гражданин: дата рождения {{ДОЛЖНИК_ДАТА_РОЖДЕНИЯ}}, место рождения {{ДОЛЖНИК_МЕСТО_РОЖДЕНИЯ}}{{#if ДОЛЖНИК_СНИЛС}}, СНИЛС {{ДОЛЖНИК_СНИЛС}}{{/if}}.</w:t>
       </w:r>
     </w:p>
     <w:p>

--- a/docs/docx/efrsb_ocenka.docx
+++ b/docs/docx/efrsb_ocenka.docx
@@ -10,6 +10,7 @@
     <w:p/>
     <w:p>
       <w:pPr>
+        <w:keepNext/>
         <w:jc w:val="center"/>
       </w:pPr>
       <w:r>
@@ -23,7 +24,7 @@
     <w:p/>
     <w:p>
       <w:r>
-        <w:t>{{ВИД_УПРАВЛЯЮЩЕГО}} {{ФИО_УПРАВЛЯЮЩЕГО}}, {{ВИД_УПРАВЛЯЮЩЕГО}} {{ДОЛЖНИК_НАИМЕНОВАНИЕ}}, член СРО: {{СРО}}, ИНН {{ИНН_УПРАВЛЯЮЩЕГО}}, рег. номер в сводном реестре {{РЕГ_НОМЕР_АУ}}, адрес для корреспонденции: {{АДРЕС_АУ}}, тел. {{ТЕЛ_АУ}}, e-mail {{EMAIL_АУ}} сообщает:</w:t>
+        <w:t>{{ВИД_УПРАВЛЯЮЩЕГО}} {{ДОЛЖНИК_НАИМЕНОВАНИЕ}} {{ФИО_УПРАВЛЯЮЩЕГО}} (ИНН {{ИНН_УПРАВЛЯЮЩЕГО}}{{#if СНИЛС_АУ}}, СНИЛС {{СНИЛС_АУ}}{{/if}}, рег. номер в сводном реестре {{РЕГ_НОМЕР_АУ}}, адрес для корреспонденции: {{АДРЕС_АУ}}, тел. {{ТЕЛ_АУ}}, e-mail {{EMAIL_АУ}}), член СРО: {{СРО}} (ИНН {{ИНН_СРО}}, ОГРН {{ОГРН_СРО}}, адрес: {{АДРЕС_СРО}}) сообщает:</w:t>
       </w:r>
     </w:p>
     <w:p/>
@@ -450,6 +451,7 @@
     <w:rPr>
       <w:rFonts w:ascii="Times New Roman" w:hAnsi="Times New Roman"/>
       <w:sz w:val="24"/>
+      <w:lang w:val="ru-RU" w:eastAsia="ru-RU"/>
     </w:rPr>
   </w:style>
   <w:style w:type="paragraph" w:styleId="Header">
